--- a/docs/validation_mouse/GSE143758_dataset_does_not_work.docx
+++ b/docs/validation_mouse/GSE143758_dataset_does_not_work.docx
@@ -1,6 +1,6 @@
 
 <file path=word/document.xml><?xml version="1.0" encoding="utf-8"?>
-<w:document xmlns:wpc="http://schemas.microsoft.com/office/word/2010/wordprocessingCanvas" xmlns:mo="http://schemas.microsoft.com/office/mac/office/2008/main" xmlns:mc="http://schemas.openxmlformats.org/markup-compatibility/2006" xmlns:mv="urn:schemas-microsoft-com:mac:vml" xmlns:o="urn:schemas-microsoft-com:office:office" xmlns:r="http://schemas.openxmlformats.org/officeDocument/2006/relationships" xmlns:m="http://schemas.openxmlformats.org/officeDocument/2006/math" xmlns:v="urn:schemas-microsoft-com:vml" xmlns:wp14="http://schemas.microsoft.com/office/word/2010/wordprocessingDrawing" xmlns:wp="http://schemas.openxmlformats.org/drawingml/2006/wordprocessingDrawing" xmlns:w10="urn:schemas-microsoft-com:office:word" xmlns:w="http://schemas.openxmlformats.org/wordprocessingml/2006/main" xmlns:w14="http://schemas.microsoft.com/office/word/2010/wordml" xmlns:wpg="http://schemas.microsoft.com/office/word/2010/wordprocessingGroup" xmlns:wpi="http://schemas.microsoft.com/office/word/2010/wordprocessingInk" xmlns:wne="http://schemas.microsoft.com/office/word/2006/wordml" xmlns:wps="http://schemas.microsoft.com/office/word/2010/wordprocessingShape" mc:Ignorable="w14 wp14">
+<w:document xmlns:a="http://schemas.openxmlformats.org/drawingml/2006/main" xmlns:mc="http://schemas.openxmlformats.org/markup-compatibility/2006" xmlns:pic="http://schemas.openxmlformats.org/drawingml/2006/picture" xmlns:r="http://schemas.openxmlformats.org/officeDocument/2006/relationships" xmlns:w="http://schemas.openxmlformats.org/wordprocessingml/2006/main" xmlns:wp="http://schemas.openxmlformats.org/drawingml/2006/wordprocessingDrawing" mc:Ignorable="w14 wp14">
   <w:body>
     <w:p>
       <w:pPr>
@@ -31,7 +31,7 @@
           <w:color w:val="3F3F3F"/>
           <w:sz w:val="28"/>
         </w:rPr>
-        <w:t>Dataset design, sample counts, biological findings, and appropriate use</w:t>
+        <w:t>Dataset design, regional fit, sample counts, and appropriate use</w:t>
       </w:r>
     </w:p>
     <w:p>
@@ -47,7 +47,7 @@
           <w:color w:val="C65911"/>
           <w:sz w:val="23"/>
         </w:rPr>
-        <w:t>A clear guide to why GEO lists 37 samples while the main comparison contains 8 independent mice</w:t>
+        <w:t>Why a primarily hippocampal study cannot provide broad PFC APOE-by-sex validation</w:t>
       </w:r>
     </w:p>
     <w:p>
@@ -160,7 +160,7 @@
                 <w:i w:val="0"/>
                 <w:sz w:val="20"/>
               </w:rPr>
-              <w:t>GSE143758 is a valuable 5xFAD-versus-WT mouse-brain snRNA-seq resource, especially for disease-associated astrocytes, age progression, and broad cell-type localization at seven months. It is not a human APOE3-versus-APOE4 dataset, and its female sample size is far too small for a reliable sex comparison.</w:t>
+              <w:t>GSE143758 is a valuable 5xFAD-versus-WT snRNA-seq resource, but it is not a suitable primary dataset for a human prefrontal-cortex (PFC) APOE-by-sex validation study. Its broad all-cell atlas and age-course data are hippocampal. The only cortex/PFC component is an astrocyte-focused subset of four male mice across two ages—one WT and one 5xFAD mouse per age—and those mice also contributed hippocampus. The study also lacks human APOE isoform groups and has only one reported female mouse per genotype.</w:t>
             </w:r>
           </w:p>
         </w:tc>
@@ -621,7 +621,7 @@
                 <w:i w:val="0"/>
                 <w:sz w:val="18"/>
               </w:rPr>
-              <w:t>Hippocampus; smaller validation components also include prefrontal cortex</w:t>
+              <w:t>Main all-cell atlas and age course: hippocampus. A smaller astrocyte-only cortex/PFC subset contains four male mice across 7 and 10 months.</w:t>
             </w:r>
           </w:p>
         </w:tc>
@@ -890,7 +890,7 @@
         <w:rPr>
           <w:rFonts w:ascii="Noto Sans" w:hAnsi="Noto Sans" w:eastAsia="Noto Sans"/>
         </w:rPr>
-        <w:t>2. How well does it match the APOE-by-sex validation goal?</w:t>
+        <w:t>2. How well does it match the APOE-by-sex and cortex/PFC validation goal?</w:t>
       </w:r>
     </w:p>
     <w:tbl>
@@ -1194,7 +1194,7 @@
                 <w:i w:val="0"/>
                 <w:sz w:val="18"/>
               </w:rPr>
-              <w:t>Multiple brain cell types</w:t>
+              <w:t>Region-matched broad cell types</w:t>
             </w:r>
           </w:p>
         </w:tc>
@@ -1220,7 +1220,7 @@
                 <w:i w:val="0"/>
                 <w:sz w:val="18"/>
               </w:rPr>
-              <w:t>Yes at 7 months</w:t>
+              <w:t>No</w:t>
             </w:r>
           </w:p>
         </w:tc>
@@ -1246,7 +1246,7 @@
                 <w:i w:val="0"/>
                 <w:sz w:val="18"/>
               </w:rPr>
-              <w:t>The all-nuclei atlas includes neurons, glia, and vascular/stromal populations.</w:t>
+              <w:t>Broad cell-type coverage is available in hippocampus, not PFC; the cortex/PFC subset is astrocyte-only.</w:t>
             </w:r>
           </w:p>
         </w:tc>
@@ -2164,7 +2164,7 @@
           <w:rFonts w:ascii="Noto Sans" w:hAnsi="Noto Sans" w:eastAsia="Noto Sans"/>
         </w:rPr>
         <w:drawing>
-          <wp:inline xmlns:a="http://schemas.openxmlformats.org/drawingml/2006/main" xmlns:pic="http://schemas.openxmlformats.org/drawingml/2006/picture">
+          <wp:inline>
             <wp:extent cx="5976000" cy="2067846"/>
             <wp:docPr id="1" name="Picture 1" title="GSE143758 counting hierarchy" descr="Diagram showing 37 GEO sample records for the full series, 10 sample or library preparations in the main seven-month atlas, 8 independent mice, and 54,769 high-quality nuclei after filtering."/>
             <wp:cNvGraphicFramePr>
@@ -3863,7 +3863,7 @@
                 <w:i w:val="0"/>
                 <w:sz w:val="17"/>
               </w:rPr>
-              <w:t>Male prefrontal cortex at seven and ten months</w:t>
+              <w:t>Male cortex/PFC at 7 and 10 months (PFC per paper)</w:t>
             </w:r>
           </w:p>
         </w:tc>
@@ -3890,7 +3890,7 @@
                 <w:i w:val="0"/>
                 <w:sz w:val="17"/>
               </w:rPr>
-              <w:t>Cortex specimens from mice also used for hippocampus</w:t>
+              <w:t>4 mice total: 1 WT + 1 5xFAD per age; the same mice also contributed hippocampus</w:t>
             </w:r>
           </w:p>
         </w:tc>
@@ -3917,7 +3917,7 @@
                 <w:i w:val="0"/>
                 <w:sz w:val="17"/>
               </w:rPr>
-              <w:t>Tests whether the astrocyte state is restricted to hippocampus.</w:t>
+              <w:t>Descriptive cross-region astrocyte-state check; not independent or all-cell PFC validation</w:t>
             </w:r>
           </w:p>
         </w:tc>
@@ -5272,7 +5272,7 @@
                 <w:i w:val="0"/>
                 <w:sz w:val="17"/>
               </w:rPr>
-              <w:t>Does the signal occur in both hippocampus and cortex?</w:t>
+              <w:t>Does an astrocyte signal occur in both hippocampus and cortex/PFC?</w:t>
             </w:r>
           </w:p>
         </w:tc>
@@ -5299,7 +5299,7 @@
                 <w:i w:val="0"/>
                 <w:sz w:val="17"/>
               </w:rPr>
-              <w:t>Descriptive validation</w:t>
+              <w:t>Descriptive only</w:t>
             </w:r>
           </w:p>
         </w:tc>
@@ -5326,7 +5326,7 @@
                 <w:i w:val="0"/>
                 <w:sz w:val="17"/>
               </w:rPr>
-              <w:t>The cortex component is useful, but some regions come from the same mice and should not be counted as independent animals.</w:t>
+              <w:t>The cortex/PFC subset has one mouse per genotype at each age and reuses hippocampus-profiled mice; it is neither an independent cohort nor a broad-cell comparison.</w:t>
             </w:r>
           </w:p>
         </w:tc>
@@ -7867,7 +7867,7 @@
         <w:rPr>
           <w:rFonts w:ascii="Noto Sans" w:hAnsi="Noto Sans" w:eastAsia="Noto Sans"/>
         </w:rPr>
-        <w:t>12. Practical recommendation for an APOE-and-sex Alzheimer project</w:t>
+        <w:t>12. Practical recommendation for an APOE, sex, and cortex/PFC Alzheimer project</w:t>
       </w:r>
     </w:p>
     <w:tbl>
@@ -7913,7 +7913,7 @@
                 <w:color w:val="548235"/>
                 <w:sz w:val="21"/>
               </w:rPr>
-              <w:t>Use GSE143758 as a disease and cell-state validation dataset, not as the APOE or sex dataset.</w:t>
+              <w:t>Use GSE143758 as an auxiliary disease and cell-state reference, not as a region-matched PFC, APOE, or sex-validation dataset.</w:t>
             </w:r>
           </w:p>
           <w:p>
@@ -7986,7 +7986,7 @@
                 <w:i/>
                 <w:sz w:val="20"/>
               </w:rPr>
-              <w:t>"We used GSE143758 as an independent mouse 5xFAD-versus-WT snRNA-seq reference to assess disease-direction and cell-type concordance. Because the study lacks human APOE isoform groups and contains only one female mouse per disease condition, it was not used to estimate APOE or sex interactions."</w:t>
+              <w:t>“We used GSE143758 as an auxiliary mouse reference for 5xFAD disease direction and cross-region cell-state concordance. Because its broad cell-type data are hippocampal, its cortex/PFC subset is small and astrocyte-only, human APOE isoform groups are absent, and female replication is insufficient, we did not use it for direct PFC, APOE, or sex-interaction validation.”</w:t>
             </w:r>
           </w:p>
         </w:tc>
@@ -8195,7 +8195,7 @@
           <w:b/>
           <w:i w:val="0"/>
         </w:rPr>
-        <w:t xml:space="preserve">GSE143758 is scientifically valuable, but the correct sample size depends on the question. </w:t>
+        <w:t xml:space="preserve">GSE143758 is scientifically valuable, but the correct sample size depends on the question. The entire GEO series has 37 sample records. The main seven-month disease comparison has 8 independent mice and 10 sample/library preparations. Its tens of thousands of nuclei provide detailed cell-level measurements, not tens of thousands of independent biological replicates. For a human PFC validation project, use GSE143758 only as auxiliary 5xFAD disease, astrocyte-state, age, or cross-region support; use separate cortex/PFC-, APOE-, and sex-appropriate datasets for the primary validation questions.</w:t>
       </w:r>
       <w:r>
         <w:rPr>
@@ -8203,7 +8203,7 @@
           <w:b w:val="0"/>
           <w:i w:val="0"/>
         </w:rPr>
-        <w:t>The entire GEO series has 37 sample records. The main seven-month disease comparison has 8 independent mice and 10 sample/library preparations. Its tens of thousands of nuclei provide detailed cell-level measurements, not tens of thousands of independent biological replicates. For your broader Alzheimer validation project, use GSE143758 for 5xFAD disease effects, cell-type localization, astrocyte states, and age progression; use separate APOE- and sex-appropriate datasets for those factors.</w:t>
+        <w:t/>
       </w:r>
     </w:p>
     <w:sectPr>
